--- a/docs/SM3_аудио_видео.docx
+++ b/docs/SM3_аудио_видео.docx
@@ -25,7 +25,7 @@
           <w:sz w:val="20"/>
           <w:szCs w:val="20"/>
         </w:rPr>
-        <w:t xml:space="preserve">Всего 39 файлов: 17 видео и 22 аудио. Это всё, чего не было в выгрузке — в уроках под них уже стоят пустые блоки, номера не сдвинутся. Два файла (№ 1 и № 4) пустого блока не имеют — их я прикреплю к соседнему заданию, в таблице это помечено.</w:t>
+        <w:t xml:space="preserve">Всего 41 файл: 17 видео и 24 аудио. Это всё, чего не было в выгрузке — в уроках под них уже стоят пустые блоки, номера не сдвинутся. Два файла (№ 1 и № 4) пустого блока не имеют — их я прикреплю к соседнему заданию, в таблице это помечено.</w:t>
       </w:r>
     </w:p>
     <w:p>
@@ -37,7 +37,7 @@
           <w:sz w:val="20"/>
           <w:szCs w:val="20"/>
         </w:rPr>
-        <w:t xml:space="preserve">Куда класть: бакет classroom-media, папка sm3/u&lt;номер юнита&gt;/ — так же, как было у SM2. Имя файла брать из последней колонки, не переименовывать: по нему я найду, в какой блок его вставить. Видео — .mp4, аудио — .mp3. Когда зальёте, напишите — я пропишу ссылки в блоки.</w:t>
+        <w:t xml:space="preserve">Куда класть: бакет classroom-media, папка sm3/u&lt;номер юнита&gt;/, у финального теста — sm3/ft/. Имя файла брать из последней колонки, не переименовывать: по нему я найду, в какой блок его вставить. Видео — .mp4, аудио — .mp3. Когда зальёте, напишите — я пропишу ссылки в блоки.</w:t>
       </w:r>
     </w:p>
     <w:p>
@@ -9311,18 +9311,603 @@
     </w:tbl>
     <w:p>
       <w:pPr>
-        <w:spacing w:before="240"/>
+        <w:pStyle w:val="Heading2"/>
+        <w:spacing w:after="80" w:before="240"/>
       </w:pPr>
       <w:r>
         <w:rPr>
-          <w:i/>
-          <w:iCs/>
-          <w:sz w:val="20"/>
-          <w:szCs w:val="20"/>
+          <w:b/>
+          <w:bCs/>
+          <w:sz w:val="26"/>
+          <w:szCs w:val="26"/>
         </w:rPr>
-        <w:t xml:space="preserve">Final Test — в работе, строки допишу, когда он будет залит.</w:t>
+        <w:t xml:space="preserve">Final Test</w:t>
       </w:r>
     </w:p>
+    <w:tbl>
+      <w:tblPr>
+        <w:tblW w:type="dxa" w:w="14400"/>
+        <w:tblBorders>
+          <w:top w:val="single" w:color="auto" w:sz="4"/>
+          <w:left w:val="single" w:color="auto" w:sz="4"/>
+          <w:bottom w:val="single" w:color="auto" w:sz="4"/>
+          <w:right w:val="single" w:color="auto" w:sz="4"/>
+          <w:insideH w:val="single" w:color="auto" w:sz="4"/>
+          <w:insideV w:val="single" w:color="auto" w:sz="4"/>
+        </w:tblBorders>
+      </w:tblPr>
+      <w:tblGrid>
+        <w:gridCol w:w="420"/>
+        <w:gridCol w:w="520"/>
+        <w:gridCol w:w="1100"/>
+        <w:gridCol w:w="800"/>
+        <w:gridCol w:w="3600"/>
+        <w:gridCol w:w="4360"/>
+        <w:gridCol w:w="3600"/>
+      </w:tblGrid>
+      <w:tr>
+        <w:trPr>
+          <w:tblHeader/>
+        </w:trPr>
+        <w:tc>
+          <w:tcPr>
+            <w:tcW w:type="dxa" w:w="420"/>
+            <w:shd w:fill="E8EEF7" w:color="auto" w:val="clear"/>
+            <w:tcMar>
+              <w:top w:type="dxa" w:w="60"/>
+              <w:left w:type="dxa" w:w="90"/>
+              <w:bottom w:type="dxa" w:w="60"/>
+              <w:right w:type="dxa" w:w="90"/>
+            </w:tcMar>
+          </w:tcPr>
+          <w:p>
+            <w:pPr>
+              <w:spacing w:after="20" w:before="20"/>
+              <w:jc w:val="left"/>
+            </w:pPr>
+            <w:r>
+              <w:rPr>
+                <w:b/>
+                <w:bCs/>
+                <w:sz w:val="20"/>
+                <w:szCs w:val="20"/>
+              </w:rPr>
+              <w:t xml:space="preserve">✔</w:t>
+            </w:r>
+          </w:p>
+        </w:tc>
+        <w:tc>
+          <w:tcPr>
+            <w:tcW w:type="dxa" w:w="520"/>
+            <w:shd w:fill="E8EEF7" w:color="auto" w:val="clear"/>
+            <w:tcMar>
+              <w:top w:type="dxa" w:w="60"/>
+              <w:left w:type="dxa" w:w="90"/>
+              <w:bottom w:type="dxa" w:w="60"/>
+              <w:right w:type="dxa" w:w="90"/>
+            </w:tcMar>
+          </w:tcPr>
+          <w:p>
+            <w:pPr>
+              <w:spacing w:after="20" w:before="20"/>
+              <w:jc w:val="left"/>
+            </w:pPr>
+            <w:r>
+              <w:rPr>
+                <w:b/>
+                <w:bCs/>
+                <w:sz w:val="20"/>
+                <w:szCs w:val="20"/>
+              </w:rPr>
+              <w:t xml:space="preserve">№</w:t>
+            </w:r>
+          </w:p>
+        </w:tc>
+        <w:tc>
+          <w:tcPr>
+            <w:tcW w:type="dxa" w:w="1100"/>
+            <w:shd w:fill="E8EEF7" w:color="auto" w:val="clear"/>
+            <w:tcMar>
+              <w:top w:type="dxa" w:w="60"/>
+              <w:left w:type="dxa" w:w="90"/>
+              <w:bottom w:type="dxa" w:w="60"/>
+              <w:right w:type="dxa" w:w="90"/>
+            </w:tcMar>
+          </w:tcPr>
+          <w:p>
+            <w:pPr>
+              <w:spacing w:after="20" w:before="20"/>
+              <w:jc w:val="left"/>
+            </w:pPr>
+            <w:r>
+              <w:rPr>
+                <w:b/>
+                <w:bCs/>
+                <w:sz w:val="20"/>
+                <w:szCs w:val="20"/>
+              </w:rPr>
+              <w:t xml:space="preserve">Урок</w:t>
+            </w:r>
+          </w:p>
+        </w:tc>
+        <w:tc>
+          <w:tcPr>
+            <w:tcW w:type="dxa" w:w="800"/>
+            <w:shd w:fill="E8EEF7" w:color="auto" w:val="clear"/>
+            <w:tcMar>
+              <w:top w:type="dxa" w:w="60"/>
+              <w:left w:type="dxa" w:w="90"/>
+              <w:bottom w:type="dxa" w:w="60"/>
+              <w:right w:type="dxa" w:w="90"/>
+            </w:tcMar>
+          </w:tcPr>
+          <w:p>
+            <w:pPr>
+              <w:spacing w:after="20" w:before="20"/>
+              <w:jc w:val="left"/>
+            </w:pPr>
+            <w:r>
+              <w:rPr>
+                <w:b/>
+                <w:bCs/>
+                <w:sz w:val="20"/>
+                <w:szCs w:val="20"/>
+              </w:rPr>
+              <w:t xml:space="preserve">Тип</w:t>
+            </w:r>
+          </w:p>
+        </w:tc>
+        <w:tc>
+          <w:tcPr>
+            <w:tcW w:type="dxa" w:w="3600"/>
+            <w:shd w:fill="E8EEF7" w:color="auto" w:val="clear"/>
+            <w:tcMar>
+              <w:top w:type="dxa" w:w="60"/>
+              <w:left w:type="dxa" w:w="90"/>
+              <w:bottom w:type="dxa" w:w="60"/>
+              <w:right w:type="dxa" w:w="90"/>
+            </w:tcMar>
+          </w:tcPr>
+          <w:p>
+            <w:pPr>
+              <w:spacing w:after="20" w:before="20"/>
+              <w:jc w:val="left"/>
+            </w:pPr>
+            <w:r>
+              <w:rPr>
+                <w:b/>
+                <w:bCs/>
+                <w:sz w:val="20"/>
+                <w:szCs w:val="20"/>
+              </w:rPr>
+              <w:t xml:space="preserve">Что это за файл — как он подписан у нас</w:t>
+            </w:r>
+          </w:p>
+        </w:tc>
+        <w:tc>
+          <w:tcPr>
+            <w:tcW w:type="dxa" w:w="4360"/>
+            <w:shd w:fill="E8EEF7" w:color="auto" w:val="clear"/>
+            <w:tcMar>
+              <w:top w:type="dxa" w:w="60"/>
+              <w:left w:type="dxa" w:w="90"/>
+              <w:bottom w:type="dxa" w:w="60"/>
+              <w:right w:type="dxa" w:w="90"/>
+            </w:tcMar>
+          </w:tcPr>
+          <w:p>
+            <w:pPr>
+              <w:spacing w:after="20" w:before="20"/>
+              <w:jc w:val="left"/>
+            </w:pPr>
+            <w:r>
+              <w:rPr>
+                <w:b/>
+                <w:bCs/>
+                <w:sz w:val="20"/>
+                <w:szCs w:val="20"/>
+              </w:rPr>
+              <w:t xml:space="preserve">Узнать на «Взнания» по заданию, которое идёт сразу после</w:t>
+            </w:r>
+          </w:p>
+        </w:tc>
+        <w:tc>
+          <w:tcPr>
+            <w:tcW w:type="dxa" w:w="3600"/>
+            <w:shd w:fill="E8EEF7" w:color="auto" w:val="clear"/>
+            <w:tcMar>
+              <w:top w:type="dxa" w:w="60"/>
+              <w:left w:type="dxa" w:w="90"/>
+              <w:bottom w:type="dxa" w:w="60"/>
+              <w:right w:type="dxa" w:w="90"/>
+            </w:tcMar>
+          </w:tcPr>
+          <w:p>
+            <w:pPr>
+              <w:spacing w:after="20" w:before="20"/>
+              <w:jc w:val="left"/>
+            </w:pPr>
+            <w:r>
+              <w:rPr>
+                <w:b/>
+                <w:bCs/>
+                <w:sz w:val="20"/>
+                <w:szCs w:val="20"/>
+              </w:rPr>
+              <w:t xml:space="preserve">Как назвать файл</w:t>
+            </w:r>
+          </w:p>
+        </w:tc>
+      </w:tr>
+      <w:tr>
+        <w:tc>
+          <w:tcPr>
+            <w:tcW w:type="dxa" w:w="420"/>
+            <w:tcMar>
+              <w:top w:type="dxa" w:w="60"/>
+              <w:left w:type="dxa" w:w="90"/>
+              <w:bottom w:type="dxa" w:w="60"/>
+              <w:right w:type="dxa" w:w="90"/>
+            </w:tcMar>
+          </w:tcPr>
+          <w:p>
+            <w:pPr>
+              <w:spacing w:after="20" w:before="20"/>
+              <w:jc w:val="center"/>
+            </w:pPr>
+            <w:r>
+              <w:rPr>
+                <w:b w:val="false"/>
+                <w:bCs w:val="false"/>
+                <w:sz w:val="20"/>
+                <w:szCs w:val="20"/>
+              </w:rPr>
+              <w:t xml:space="preserve">☐</w:t>
+            </w:r>
+          </w:p>
+        </w:tc>
+        <w:tc>
+          <w:tcPr>
+            <w:tcW w:type="dxa" w:w="520"/>
+            <w:tcMar>
+              <w:top w:type="dxa" w:w="60"/>
+              <w:left w:type="dxa" w:w="90"/>
+              <w:bottom w:type="dxa" w:w="60"/>
+              <w:right w:type="dxa" w:w="90"/>
+            </w:tcMar>
+          </w:tcPr>
+          <w:p>
+            <w:pPr>
+              <w:spacing w:after="20" w:before="20"/>
+              <w:jc w:val="center"/>
+            </w:pPr>
+            <w:r>
+              <w:rPr>
+                <w:b w:val="false"/>
+                <w:bCs w:val="false"/>
+                <w:sz w:val="20"/>
+                <w:szCs w:val="20"/>
+              </w:rPr>
+              <w:t xml:space="preserve">40</w:t>
+            </w:r>
+          </w:p>
+        </w:tc>
+        <w:tc>
+          <w:tcPr>
+            <w:tcW w:type="dxa" w:w="1100"/>
+            <w:tcMar>
+              <w:top w:type="dxa" w:w="60"/>
+              <w:left w:type="dxa" w:w="90"/>
+              <w:bottom w:type="dxa" w:w="60"/>
+              <w:right w:type="dxa" w:w="90"/>
+            </w:tcMar>
+          </w:tcPr>
+          <w:p>
+            <w:pPr>
+              <w:spacing w:after="20" w:before="20"/>
+              <w:jc w:val="left"/>
+            </w:pPr>
+            <w:r>
+              <w:rPr>
+                <w:b w:val="false"/>
+                <w:bCs w:val="false"/>
+                <w:sz w:val="20"/>
+                <w:szCs w:val="20"/>
+              </w:rPr>
+              <w:t xml:space="preserve">Фин. тест</w:t>
+            </w:r>
+          </w:p>
+        </w:tc>
+        <w:tc>
+          <w:tcPr>
+            <w:tcW w:type="dxa" w:w="800"/>
+            <w:tcMar>
+              <w:top w:type="dxa" w:w="60"/>
+              <w:left w:type="dxa" w:w="90"/>
+              <w:bottom w:type="dxa" w:w="60"/>
+              <w:right w:type="dxa" w:w="90"/>
+            </w:tcMar>
+          </w:tcPr>
+          <w:p>
+            <w:pPr>
+              <w:spacing w:after="20" w:before="20"/>
+              <w:jc w:val="left"/>
+            </w:pPr>
+            <w:r>
+              <w:rPr>
+                <w:b w:val="false"/>
+                <w:bCs w:val="false"/>
+                <w:sz w:val="20"/>
+                <w:szCs w:val="20"/>
+              </w:rPr>
+              <w:t xml:space="preserve">🔊 аудио</w:t>
+            </w:r>
+          </w:p>
+        </w:tc>
+        <w:tc>
+          <w:tcPr>
+            <w:tcW w:type="dxa" w:w="3600"/>
+            <w:tcMar>
+              <w:top w:type="dxa" w:w="60"/>
+              <w:left w:type="dxa" w:w="90"/>
+              <w:bottom w:type="dxa" w:w="60"/>
+              <w:right w:type="dxa" w:w="90"/>
+            </w:tcMar>
+          </w:tcPr>
+          <w:p>
+            <w:pPr>
+              <w:spacing w:after="20" w:before="20"/>
+              <w:jc w:val="left"/>
+            </w:pPr>
+            <w:r>
+              <w:rPr>
+                <w:b w:val="false"/>
+                <w:bCs w:val="false"/>
+                <w:sz w:val="20"/>
+                <w:szCs w:val="20"/>
+              </w:rPr>
+              <w:t xml:space="preserve">Запись на 4:02 — к заданиям «имена людей» и «дни недели»</w:t>
+            </w:r>
+          </w:p>
+        </w:tc>
+        <w:tc>
+          <w:tcPr>
+            <w:tcW w:type="dxa" w:w="4360"/>
+            <w:tcMar>
+              <w:top w:type="dxa" w:w="60"/>
+              <w:left w:type="dxa" w:w="90"/>
+              <w:bottom w:type="dxa" w:w="60"/>
+              <w:right w:type="dxa" w:w="90"/>
+            </w:tcMar>
+          </w:tcPr>
+          <w:p>
+            <w:pPr>
+              <w:spacing w:after="20" w:before="20"/>
+              <w:jc w:val="left"/>
+            </w:pPr>
+            <w:r>
+              <w:rPr>
+                <w:b w:val="false"/>
+                <w:bCs w:val="false"/>
+                <w:sz w:val="18"/>
+                <w:szCs w:val="18"/>
+              </w:rPr>
+              <w:t xml:space="preserve">дальше «Послушай аудио и подпиши людей на картинке» (библиотека)</w:t>
+            </w:r>
+          </w:p>
+        </w:tc>
+        <w:tc>
+          <w:tcPr>
+            <w:tcW w:type="dxa" w:w="3600"/>
+            <w:tcMar>
+              <w:top w:type="dxa" w:w="60"/>
+              <w:left w:type="dxa" w:w="90"/>
+              <w:bottom w:type="dxa" w:w="60"/>
+              <w:right w:type="dxa" w:w="90"/>
+            </w:tcMar>
+          </w:tcPr>
+          <w:p>
+            <w:pPr>
+              <w:spacing w:after="20" w:before="20"/>
+              <w:jc w:val="left"/>
+            </w:pPr>
+            <w:r>
+              <w:rPr>
+                <w:b w:val="false"/>
+                <w:bCs w:val="false"/>
+                <w:sz w:val="20"/>
+                <w:szCs w:val="20"/>
+              </w:rPr>
+              <w:t xml:space="preserve">sm3_ft_b3.mp3</w:t>
+            </w:r>
+          </w:p>
+        </w:tc>
+      </w:tr>
+      <w:tr>
+        <w:tc>
+          <w:tcPr>
+            <w:tcW w:type="dxa" w:w="420"/>
+            <w:tcMar>
+              <w:top w:type="dxa" w:w="60"/>
+              <w:left w:type="dxa" w:w="90"/>
+              <w:bottom w:type="dxa" w:w="60"/>
+              <w:right w:type="dxa" w:w="90"/>
+            </w:tcMar>
+          </w:tcPr>
+          <w:p>
+            <w:pPr>
+              <w:spacing w:after="20" w:before="20"/>
+              <w:jc w:val="center"/>
+            </w:pPr>
+            <w:r>
+              <w:rPr>
+                <w:b w:val="false"/>
+                <w:bCs w:val="false"/>
+                <w:sz w:val="20"/>
+                <w:szCs w:val="20"/>
+              </w:rPr>
+              <w:t xml:space="preserve">☐</w:t>
+            </w:r>
+          </w:p>
+        </w:tc>
+        <w:tc>
+          <w:tcPr>
+            <w:tcW w:type="dxa" w:w="520"/>
+            <w:tcMar>
+              <w:top w:type="dxa" w:w="60"/>
+              <w:left w:type="dxa" w:w="90"/>
+              <w:bottom w:type="dxa" w:w="60"/>
+              <w:right w:type="dxa" w:w="90"/>
+            </w:tcMar>
+          </w:tcPr>
+          <w:p>
+            <w:pPr>
+              <w:spacing w:after="20" w:before="20"/>
+              <w:jc w:val="center"/>
+            </w:pPr>
+            <w:r>
+              <w:rPr>
+                <w:b w:val="false"/>
+                <w:bCs w:val="false"/>
+                <w:sz w:val="20"/>
+                <w:szCs w:val="20"/>
+              </w:rPr>
+              <w:t xml:space="preserve">41</w:t>
+            </w:r>
+          </w:p>
+        </w:tc>
+        <w:tc>
+          <w:tcPr>
+            <w:tcW w:type="dxa" w:w="1100"/>
+            <w:tcMar>
+              <w:top w:type="dxa" w:w="60"/>
+              <w:left w:type="dxa" w:w="90"/>
+              <w:bottom w:type="dxa" w:w="60"/>
+              <w:right w:type="dxa" w:w="90"/>
+            </w:tcMar>
+          </w:tcPr>
+          <w:p>
+            <w:pPr>
+              <w:spacing w:after="20" w:before="20"/>
+              <w:jc w:val="left"/>
+            </w:pPr>
+            <w:r>
+              <w:rPr>
+                <w:b w:val="false"/>
+                <w:bCs w:val="false"/>
+                <w:sz w:val="20"/>
+                <w:szCs w:val="20"/>
+              </w:rPr>
+              <w:t xml:space="preserve">Фин. тест</w:t>
+            </w:r>
+          </w:p>
+        </w:tc>
+        <w:tc>
+          <w:tcPr>
+            <w:tcW w:type="dxa" w:w="800"/>
+            <w:tcMar>
+              <w:top w:type="dxa" w:w="60"/>
+              <w:left w:type="dxa" w:w="90"/>
+              <w:bottom w:type="dxa" w:w="60"/>
+              <w:right w:type="dxa" w:w="90"/>
+            </w:tcMar>
+          </w:tcPr>
+          <w:p>
+            <w:pPr>
+              <w:spacing w:after="20" w:before="20"/>
+              <w:jc w:val="left"/>
+            </w:pPr>
+            <w:r>
+              <w:rPr>
+                <w:b w:val="false"/>
+                <w:bCs w:val="false"/>
+                <w:sz w:val="20"/>
+                <w:szCs w:val="20"/>
+              </w:rPr>
+              <w:t xml:space="preserve">🔊 аудио</w:t>
+            </w:r>
+          </w:p>
+        </w:tc>
+        <w:tc>
+          <w:tcPr>
+            <w:tcW w:type="dxa" w:w="3600"/>
+            <w:tcMar>
+              <w:top w:type="dxa" w:w="60"/>
+              <w:left w:type="dxa" w:w="90"/>
+              <w:bottom w:type="dxa" w:w="60"/>
+              <w:right w:type="dxa" w:w="90"/>
+            </w:tcMar>
+          </w:tcPr>
+          <w:p>
+            <w:pPr>
+              <w:spacing w:after="20" w:before="20"/>
+              <w:jc w:val="left"/>
+            </w:pPr>
+            <w:r>
+              <w:rPr>
+                <w:b w:val="false"/>
+                <w:bCs w:val="false"/>
+                <w:sz w:val="20"/>
+                <w:szCs w:val="20"/>
+              </w:rPr>
+              <w:t xml:space="preserve">Запись к заданию «выбери подходящую картинку» — 🟥 ответы мои, запись должна им соответствовать</w:t>
+            </w:r>
+          </w:p>
+        </w:tc>
+        <w:tc>
+          <w:tcPr>
+            <w:tcW w:type="dxa" w:w="4360"/>
+            <w:tcMar>
+              <w:top w:type="dxa" w:w="60"/>
+              <w:left w:type="dxa" w:w="90"/>
+              <w:bottom w:type="dxa" w:w="60"/>
+              <w:right w:type="dxa" w:w="90"/>
+            </w:tcMar>
+          </w:tcPr>
+          <w:p>
+            <w:pPr>
+              <w:spacing w:after="20" w:before="20"/>
+              <w:jc w:val="left"/>
+            </w:pPr>
+            <w:r>
+              <w:rPr>
+                <w:b w:val="false"/>
+                <w:bCs w:val="false"/>
+                <w:sz w:val="18"/>
+                <w:szCs w:val="18"/>
+              </w:rPr>
+              <w:t xml:space="preserve">дальше шесть вопросов: Which sport does John like? и так далее</w:t>
+            </w:r>
+          </w:p>
+        </w:tc>
+        <w:tc>
+          <w:tcPr>
+            <w:tcW w:type="dxa" w:w="3600"/>
+            <w:tcMar>
+              <w:top w:type="dxa" w:w="60"/>
+              <w:left w:type="dxa" w:w="90"/>
+              <w:bottom w:type="dxa" w:w="60"/>
+              <w:right w:type="dxa" w:w="90"/>
+            </w:tcMar>
+          </w:tcPr>
+          <w:p>
+            <w:pPr>
+              <w:spacing w:after="20" w:before="20"/>
+              <w:jc w:val="left"/>
+            </w:pPr>
+            <w:r>
+              <w:rPr>
+                <w:b w:val="false"/>
+                <w:bCs w:val="false"/>
+                <w:sz w:val="20"/>
+                <w:szCs w:val="20"/>
+              </w:rPr>
+              <w:t xml:space="preserve">sm3_ft_b6.mp3</w:t>
+            </w:r>
+          </w:p>
+        </w:tc>
+      </w:tr>
+    </w:tbl>
     <w:sectPr>
       <w:pgSz w:w="16838" w:h="11906" w:orient="landscape"/>
       <w:pgMar w:top="720" w:right="720" w:bottom="720" w:left="720" w:header="708" w:footer="708" w:gutter="0"/>
